--- a/03-例会汇报/董事长例会/会议纪要/2026824830-董事长例会纪要-总经理版.docx
+++ b/03-例会汇报/董事长例会/会议纪要/2026824830-董事长例会纪要-总经理版.docx
@@ -1254,6 +1254,85 @@
           <w:szCs w:val="24"/>
         </w:rPr>
         <w:t xml:space="preserve">• 每日早上协调会议落地执行；有效痕迹管理。</w:t>
+      </w:r>
+    </w:p>
+    <w:p>
+      <w:pPr>
+        <w:spacing w:after="100" w:before="200"/>
+      </w:pPr>
+      <w:r>
+        <w:rPr>
+          <w:rFonts w:ascii="黑体" w:cs="黑体" w:eastAsia="黑体" w:hAnsi="黑体"/>
+          <w:b/>
+          <w:bCs/>
+          <w:sz w:val="28"/>
+          <w:szCs w:val="28"/>
+        </w:rPr>
+        <w:t xml:space="preserve">四、总经理要求</w:t>
+      </w:r>
+    </w:p>
+    <w:p>
+      <w:pPr>
+        <w:spacing w:after="20" w:before="20" w:line="300"/>
+        <w:ind w:left="320"/>
+      </w:pPr>
+      <w:r>
+        <w:rPr>
+          <w:rFonts w:ascii="仿宋" w:cs="仿宋" w:eastAsia="仿宋" w:hAnsi="仿宋"/>
+          <w:b w:val="false"/>
+          <w:bCs w:val="false"/>
+          <w:sz w:val="24"/>
+          <w:szCs w:val="24"/>
+        </w:rPr>
+        <w:t xml:space="preserve">• 各专业汇报避免过于简化，应深入详细阐述工作内容：对接的工作量、推荐项目的具体细节、电仪对接工作的系统性汇报；</w:t>
+      </w:r>
+    </w:p>
+    <w:p>
+      <w:pPr>
+        <w:spacing w:after="20" w:before="20" w:line="300"/>
+        <w:ind w:left="320"/>
+      </w:pPr>
+      <w:r>
+        <w:rPr>
+          <w:rFonts w:ascii="仿宋" w:cs="仿宋" w:eastAsia="仿宋" w:hAnsi="仿宋"/>
+          <w:b w:val="false"/>
+          <w:bCs w:val="false"/>
+          <w:sz w:val="24"/>
+          <w:szCs w:val="24"/>
+        </w:rPr>
+        <w:t xml:space="preserve">• 强调各专业间协调合作，确保工作内容全面覆盖，避免汇报过于笼统；</w:t>
+      </w:r>
+    </w:p>
+    <w:p>
+      <w:pPr>
+        <w:spacing w:after="20" w:before="20" w:line="300"/>
+        <w:ind w:left="320"/>
+      </w:pPr>
+      <w:r>
+        <w:rPr>
+          <w:rFonts w:ascii="仿宋" w:cs="仿宋" w:eastAsia="仿宋" w:hAnsi="仿宋"/>
+          <w:b w:val="false"/>
+          <w:bCs w:val="false"/>
+          <w:sz w:val="24"/>
+          <w:szCs w:val="24"/>
+        </w:rPr>
+        <w:t xml:space="preserve">• 项目高峰期人数统计必须真实反映现场参与人数，支撑工程调度管理；</w:t>
+      </w:r>
+    </w:p>
+    <w:p>
+      <w:pPr>
+        <w:spacing w:after="20" w:before="20" w:line="300"/>
+        <w:ind w:left="320"/>
+      </w:pPr>
+      <w:r>
+        <w:rPr>
+          <w:rFonts w:ascii="仿宋" w:cs="仿宋" w:eastAsia="仿宋" w:hAnsi="仿宋"/>
+          <w:b w:val="false"/>
+          <w:bCs w:val="false"/>
+          <w:sz w:val="24"/>
+          <w:szCs w:val="24"/>
+        </w:rPr>
+        <w:t xml:space="preserve">• 建立并优化协调群组，统筹各施工队伍进度与人员安排，提升整体工作效率。</w:t>
       </w:r>
     </w:p>
     <w:p>
